--- a/CONTEST-ARTICLE-V2.docx
+++ b/CONTEST-ARTICLE-V2.docx
@@ -589,7 +589,7 @@
                 <w:b w:val="0"/>
                 <w:sz w:val="18"/>
               </w:rPr>
-              <w:t>Content Strategy and Relevance</w:t>
+              <w:t>Content and Opportunities</w:t>
             </w:r>
           </w:p>
         </w:tc>
@@ -866,7 +866,7 @@
           <w:i/>
           <w:sz w:val="18"/>
         </w:rPr>
-        <w:t>Evaluation criteria and the site's response to each.</w:t>
+        <w:t>Website evaluation criteria and the site's response to each.</w:t>
       </w:r>
     </w:p>
     <w:p>
